--- a/example_articles/immigration_status/Unspecified/3.immigration_status_Unspecified_New_York_Times.docx
+++ b/example_articles/immigration_status/Unspecified/3.immigration_status_Unspecified_New_York_Times.docx
@@ -27,17 +27,17 @@
     </w:p>
     <w:p>
       <w:r>
-        <w:t>Source File: NYT/50.DOCX</w:t>
+        <w:t>Source file: NYT/50.DOCX</w:t>
       </w:r>
     </w:p>
     <w:p>
       <w:r>
-        <w:t>Raw immigration_status result: NA</w:t>
+        <w:t>Raw immigration status result, 'immigration_status': NA</w:t>
       </w:r>
     </w:p>
     <w:p>
       <w:r>
-        <w:t>immigration_status_stand (Standardized): Unspecified</w:t>
+        <w:t>Standardized immigration status result, 'immigration_status_stand': Unspecified</w:t>
       </w:r>
     </w:p>
     <w:p>

--- a/example_articles/immigration_status/Unspecified/3.immigration_status_Unspecified_New_York_Times.docx
+++ b/example_articles/immigration_status/Unspecified/3.immigration_status_Unspecified_New_York_Times.docx
@@ -7,7 +7,7 @@
         <w:pStyle w:val="Heading1"/>
       </w:pPr>
       <w:r>
-        <w:t>Teachers and Principal Begin Sharing Power, but Gingerly</w:t>
+        <w:t>Stirring a Debate on Breaking Racism's Shackles</w:t>
       </w:r>
     </w:p>
     <w:p>
@@ -17,17 +17,17 @@
     </w:p>
     <w:p>
       <w:r>
-        <w:t>Date: 1990-11-13</w:t>
+        <w:t>Date: 1990-05-30</w:t>
       </w:r>
     </w:p>
     <w:p>
       <w:r>
-        <w:t>Section: Section A;; Section A; Page 1; Column 1; Metropolitan Desk; Column 1;; Series</w:t>
+        <w:t>Section: Section A; Page 18, Column 1; National Desk</w:t>
       </w:r>
     </w:p>
     <w:p>
       <w:r>
-        <w:t>Source file: NYT/50.DOCX</w:t>
+        <w:t>Source file: NYT/42.DOCX</w:t>
       </w:r>
     </w:p>
     <w:p>
@@ -49,81 +49,75 @@
     </w:p>
     <w:p>
       <w:r>
-        <w:t>At Public School 192 on Harlem's western edge, there are moments when the teachers and the principal are not sure who is in charge.</w:t>
+        <w:t>Among those who have read or heard his views on race, it is very hard to find anyone, black or white, with a neutral reaction to Shelby Steele.</w:t>
         <w:br/>
-        <w:t>Like colleagues at 93 other New York City schools, P.S. 192's teachers have been given the privilege of sitting with the principal as virtual equals on a governing committee that decides school policy.</w:t>
+        <w:t>To many whites and conservative blacks, Mr. Steele has given eloquent voice to painful truths that are almost always left unspoken in the nation's circumscribed public discourse on race. To many black politicians and civil rights figures, he is a turncoat, a privileged black man whose visibility and success stem from his ability to say precisely what white America most wants to hear.</w:t>
         <w:br/>
-        <w:t>For the most part, everyone is excited, or at least intrigued, about taking part in a power-sharing experiment, known as school-based management, that is the cornerstone of Schools Chancellor Joseph A. Fernandez's plan to overhaul the schools. It is being watched by school systems around the country as a way of moving decisions from remote bureaucracy to the teachers and parents who are closest to the children.</w:t>
+        <w:t>No matter what the reaction, it is clear that Mr. Steele, whose criticism of affirmative action and much of what is usually thought to be the black agenda has gained increasing visibility over the past year, now finds himself at the heart of the nation's increasing anguish over race and the traditional approaches to dealing with the issue.</w:t>
+        <w:br/>
+        <w:t>''The interest is there for one reason that's obvious to everybody,'' said Mr. Steele, whose closely cropped hair, blue blazer, olive slacks, burgundy pin-striped shirt and black tie reflect the button-down cool of his essays. ''As we have come to experience more opportunity in American life, we have fallen further behind. It's one of the biggest sociological contradictions of late 20th century life. It's clear that whatever we're doing isn't working, and I think the audience is there because people on both sides of the racial divide understand what I'm saying.''</w:t>
+        <w:br/>
+        <w:t>Bursting From Obscurity</w:t>
+        <w:br/>
+        <w:t>Over the past year, Mr. Steele has gone from being an obscure English professor at San Jose State University to an almost ubiquitous commentator on race. He shows up on television news programs like ''Nightline,'' has produced a public-television documentary on the Yusuf K. Hawkins killing in the Bensonhurt section of Brooklyn and has been published in Harper's, The American Scholar, The Washington Post, The New York Times Magazine and Commentary. A collection of his essays on race is to be published later this year.</w:t>
+        <w:br/>
+        <w:t>Mr. Steele's arguments, which in some ways mirror those made for a decade by black conservatives, is more complicated than the point-counterpoint to which it is often reduced on television. It boils down to the assertion that while racism still exists, it is not what is holding back America's black people. Instead, Mr. Steele asserts, the specter of racism has become a crippling fixation of blacks, a way not just to excuse failures but to avoid dealing with real problems.</w:t>
+        <w:br/>
+        <w:t>He says this sense of victimization has led blacks to rely on programs like affirmative action that both stem from and perpetuate their sense of being victims. And he says the insistence on black victimization and white guilt sets in motion a never-ending, and ultimately futile, interracial battle in which attaining a moral high ground counts for more than achieving results.</w:t>
+        <w:br/>
+        <w:t>''This leaves us with an identity that is at war with our best interests, that magnifies our oppression and diminishes our sense of possiblity,'' he wrote in the May issue of Harper's, Expressions of Bitterness Many blacks react angrily to Mr. Steele and his visibility in the mainstream news media. A review of his documentary on Bensonhurst in The Village Voice lambasted what it termed his ''enfeebled and handwringing apologias for the state of American racial discourse.'' Julian Bond, the civil rights figure and former Georgia State Senator, responded to one of Mr. Steele's essays in Harper's by saying it could have been written 30 years ago by Bull Connor or George Wallace.</w:t>
+        <w:br/>
+        <w:t>Critics say he shows no grasp of the problems of the inner city poor and instead shines a harsh light on elements of the psyches of American blacks without offering solutions other than a vague call for self-help.</w:t>
+        <w:br/>
+        <w:t>''I just think the guy's off the wall, really,'' said Representative John Lewis, a black Democrat from Georgia who is a longtime civil rights leader. ''There are these people, Steele in particular, sitting in their ivory towers far removed from the problems of poor, downtrodden black Americans. He's one of those who feels very comfortable articulating the position that the victim is responsible for his own situation.''</w:t>
         <w:br/>
         <w:t xml:space="preserve"> </w:t>
         <w:br/>
-        <w:t>Unease at Losing Old Roles</w:t>
+        <w:t>'A Superb Scholar'</w:t>
         <w:br/>
-        <w:t xml:space="preserve"> But teachers have been conditioned by their profession to follow orders and principals have been conditioned to give them, and in these early stages everyone is finding it difficult to surrender familiar roles.</w:t>
+        <w:t>But not all Mr. Steele's approval comes from whites. Although it is hard to find evidence of conservative political strength among blacks, Mr. Steele is only one of a number of black writers and thinkers who in different ways break sharply with the view of race found in the traditional civil rights movement. These include the economists Glenn Loury of Harvard University, Thomas Sowell of the Hoover Institution and Walter Williams of George Mason University; the writer Stanley Crouch, and other academics like Julius Lester of the University of Massachusetts and Anne Wortham of Washington and Lee University.</w:t>
         <w:br/>
-        <w:t>The occasional tensions were evident at a meeting of the school's steering committee in mid-October. At 7:30 A.M., an hour before the pupils arrived, the 13 members were seated uneasily around a long classroom table that seemed like a clearing in a forest of upended pupil chairs, and some teacher members were admonishing the principal, Lydia Silva. Why had she not set up a new kindergarten library room that a subcommittee had recommended weeks before?</w:t>
+        <w:t>''I think he's a superb scholar, he's thoughtful, he writes well, he's honest, he's a breath of fresh air,'' said Robert Woodson, the director of the National Center for Neighborhood Enterprise in Washington who is black. ''Some of us have been saying the same things for years, and we're just pleased that someone who challenges the traditional wisdom can get a hearing.''</w:t>
         <w:br/>
-        <w:t>"We can't tell Miss Bravo that we need a kindergarten library," said Carol Fuster, referring to Daisy Bravo, who coordinates the kindergarten program. "She's going to look at us funny. You're the one who's got to tell her!"</w:t>
+        <w:t>Mr. Steele, who is 44 years old, grew up in the working-class Chicago suburb of Phoenix. His father, a truck driver, and his mother, a social worker, were devoted to the civil rights movement. He attended Coe College in Iowa, where his heroes included Malcolm X. He headed the black student organization at the height of the black power movement.</w:t>
         <w:br/>
-        <w:t>But Ms. Silva shot back with an explanation for inertia that was startlingly simple.</w:t>
-        <w:br/>
-        <w:t>"This is the first time I heard of it," she said.</w:t>
-        <w:br/>
-        <w:t>The library was eventually set up, but the mixup was not an aberration. "We're traveling on the road to changing things, but it's a rocky road," Ms. Silva said in an interview. "You can't go from a top-down system and just declare it to be horizontal. It just doesn't happen."</w:t>
-        <w:br/>
-        <w:t>In part, the tensions also reflect the varying degrees of enthusiasm that greeted school-based management when Mr. Fernandez brought the idea from Miami. The idea has been fervently embraced by his chief ally, the United Federation of Teachers, as a way of giving teachers a stronger investment in their schools and a deeper professional spirit.</w:t>
+        <w:t>But after teaching Afro-American literature at an experimental program for poor blacks in East St. Louis, Ill., he pursued a conventional academic career, eventually getting a Ph.D. in English from the University of Utah and going on to teach at San Jose State.</w:t>
         <w:br/>
         <w:t xml:space="preserve"> </w:t>
         <w:br/>
-        <w:t>Limited Adventuring</w:t>
+        <w:t>Dislikes Affirmative Action</w:t>
         <w:br/>
-        <w:t xml:space="preserve"> But the principals' union, the Council of Supervisors and Administrators, has misgivings about reducing its members' powers, though it has gone along wherever committees have agreed to decide policy by consensus and not by majority vote. Under the Chancellor's rules, the committees' majorities must be teachers. Administrators and parents are also included.</w:t>
+        <w:t>As Mr. Steele tells it, he began writing on race after he was annoyed by a 1986 radio broadcast on the holiday for the Rev. Dr. Martin Luther King Jr. in which a black leader was espousing what Mr. Steele considered the cliches of the civil rights movement.</w:t>
         <w:br/>
-        <w:t>For now, the P.S. 192 committee members seem to be trying to limit their sights as educational adventurers. They are focusing on basics: getting teachers more training, getting parents more immersed in the school's life. Few changes are planned, even in the school's academic program.</w:t>
+        <w:t>Mr. Steele says he had not read any of the black conservatives when he began writing on race, and he clearly has both similarities and differences with them. He does not hew to a doctrinaire hostility to government programs. He says many of the programs, particularly those that derive from racial preferences, do not work. He says affirmative action, for example, diminishes the achievements of blacks, whose gains are tainted by the appearance of favoritism, and creates resentment among whites.</w:t>
         <w:br/>
-        <w:t>"There isn't that much difference just yet," Linda Friedman, a fifth-grade teacher who heads the steering committee, said in mid-October. "In six weeks, you can't turn around a whole large institutional setting."</w:t>
+        <w:t>Mr. Steele's writing ventures onto perhaps its most emotionally charged turf when he deals with what he sees as a widespread sense of inadequacy among blacks when they enter the economic and social mainstream. He says that feeling plays out in a number of ways:self-enforced separatism by black students on white campuses; an avoidance of many forms of intellectual and academic competition by blacks who fear it is more dangerous to try and fail than not to try at all.</w:t>
         <w:br/>
-        <w:t>The accomplishments have been small but significant, the committee thinks. It quickly decided that open school night in November came too late in the year for parents and teachers to get to know one another. It transformed a staff meeting in September into an occasion where teachers met with parents for 45 minutes and explained what kinds of work and discipline were expected.</w:t>
+        <w:t>He said this is a bitter legacy of 350 years of oppression that whites as well as blacks have a responsibility to change. But he said it did blacks no good to ignore their real fears and blame racism for all their failings.</w:t>
+        <w:br/>
+        <w:t>''Blacks have tremendous possibilities if they know what they're up against'' he said. ''But if you think you're just up against white racism and you're just a total victim of it, then you can't do anything except be mad.'' Too Far Removed?  To his critics, Mr. Steele's message is at best hopelessly oversimplified and at worst deeply harmful. They say it gives whites more reasons not to finance social programs at a time of already scarce resources. Many say Mr. Steele, as a college professor whose wife, Rita, a psychologist, is white, is simply too far removed from the problems faced by most blacks.</w:t>
+        <w:br/>
+        <w:t>Adolph Reed, a black political science professor at Yale University, said Mr. Steele's criticism of affirmative action, for example, made much less sense when applied to programs for working-class blacks.</w:t>
+        <w:br/>
+        <w:t>Eddie N. Williams, president of the Joint Center for Political and Economic Studies, a black research organization, said Mr. Steele's apparent indifference to most government programs seemed to deny blacks the government assistance every other group in America has been able to use. He added that the problems of the black poor reflected not the failure of government intervention, but an insufficient moral or financial commitment to make the programs work.</w:t>
+        <w:br/>
+        <w:t>Between the two poles are some blacks who say Mr. Steele has some valid viewpoints that are diminished by a racial naivete.</w:t>
         <w:br/>
         <w:t xml:space="preserve"> </w:t>
         <w:br/>
-        <w:t>Fewer Excuses for Parents</w:t>
+        <w:t>Points of Agreement</w:t>
         <w:br/>
-        <w:t xml:space="preserve"> "We were able to say to the parents that the child will get homework every night," said Ms. Friedman, a 27-year veteran. "Now parents can't say 'I didn't know.' "</w:t>
+        <w:t>''He's big on personal responsibility; he's right,'' said Cornel West, a religion professor and head of the Afro-American studies program at Princeton University. ''He's big on struggling with the badge of inferiority; he's right. He's big on the impact of the quest for white validation and recognition and the difficulty of achieving that by means of affirmative action; he's right. But he trivializes these very valuable insights when he overlooks the degree to which so much of the responsibility also falls on the side on the white, skewed, limited and usually racist perceptions that dictate the quest for black acceptance.''</w:t>
         <w:br/>
-        <w:t>The problems the committee will have to wrestle with are daunting. P.S. 192, at 500 West 138th Street, sits atop a bluff overlooking City College in a neighborhood that is largely Hispanic and working-class or poor. Most of its 1,325 students in kindergarten through grade 5 are Dominicans, others are Hispanic and black, and most are children of immigrants. Only 30.5 percent of the pupils read at the national average for that grade, placing the school 509th out of the city's 619 elementary schools.</w:t>
+        <w:t>Still, some critics as well as friends agree that Mr. Steele may contribute something positive if he helps foster a more honest debate on racial issues.</w:t>
         <w:br/>
-        <w:t>The committee, organized last spring, is made up of the principal, an assistant principal, a parent, Richard W. Wong, who is vice president of the parents association, a school aide, a guidance counselor and seven teachers, including the union chapter chairman, Vincent Gaglione. So far, Mr. Wong has taken a minimal role.</w:t>
+        <w:t>''There's a shrouded quality to our public discourse on racial subjects,'' said Mr. Loury. ''A lot of stuff doesn't get said that people are really thinking. Whites don't want to get called racists. Blacks don't want to be called disloyal. As a result, a genuine critical discourse where a lot of different ideas get put on the table and bandied about never really happens.''</w:t>
         <w:br/>
-        <w:t>The committee meets every other Wednesday morning in Ms. Friedman's classroom. There is coffee and several canisters of biscuits, but little small talk. There is so much interest in the experiment that even at this early hour many teachers who are not members attend.</w:t>
+        <w:t>Mr. Steele says he is aware of both the pain his writing evokes and the questions it leaves unanswered.</w:t>
         <w:br/>
-        <w:t xml:space="preserve"> </w:t>
+        <w:t>''James Baldwin used to talk about that a great deal, that one of the real pitfalls of black writers is that they feel they have to speak for all of black America and have all the answers to enormous problems,'' he said.</w:t>
         <w:br/>
-        <w:t>Workshops and Suspicions</w:t>
-        <w:br/>
-        <w:t xml:space="preserve"> The committee's most ambitious project is organizing a program of teacher-training workshops in reading, bilingual education, the art of storytelling and other subjects. It is extraordinarily difficult to arrange because teachers have to be found within the existing faculty who can substitute for teachers attending workshops.</w:t>
-        <w:br/>
-        <w:t>In late September, the commitee was trying to whittle down a list of workshops to 30.</w:t>
-        <w:br/>
-        <w:t>By mid-October, the program had run into the expected suspicions that greet most change. One language specialist who was to have been assigned as a substitute complained to the local district office that using her to cover other classrooms violated the Federal rules governing her job.</w:t>
-        <w:br/>
-        <w:t>Ms. Silva was in a quandary. She had initially thought that the committees had carte blanche to bend such rules. Eventually the number of workshops was shaved to roughly 20.</w:t>
-        <w:br/>
-        <w:t xml:space="preserve"> </w:t>
-        <w:br/>
-        <w:t>When to Surrender Authority</w:t>
-        <w:br/>
-        <w:t xml:space="preserve"> Ms. Silva is in her first year as the school's acting principal, and that fact, she says, has some pluses and minuses. Because she has not had long experience leading an authoritarian chain of command, she may find it easier to share her powers. But since she does not have a seasoned grasp of her job, it is sometimes hard to know when she can surrender authority.</w:t>
-        <w:br/>
-        <w:t>Mr. Gaglione, who has taught at the school for 23 years, thinks that Ms. Silva should confront the district office harder. "If we had a more assertive principal, we could probably be a more assertive committee," he said.</w:t>
-        <w:br/>
-        <w:t>Ms. Silva, a 39-year-old graduate of Barnard and the Bank Street College of Education who previously ran a school annex, still makes all day-to-day decisions: hiring teachers, juggling schedules, suspending students. But one day, many of her decisions will be shaped by the committee.</w:t>
-        <w:br/>
-        <w:t>Ms. Silva worries that too much of the committee's time has been spent on staff issues and not enough on education. "We're not an institution of employment," she says. "We're here for the sole condition of improving learning."</w:t>
-        <w:br/>
-        <w:t>The union chairman, Mr. Gaglione, is far more confident that school-based management can turn the school around, but he too faults teachers for not moving their plans into action.</w:t>
-        <w:br/>
-        <w:t>"We're the product of a system that always has had someone at the top telling us what to do," he said. "If this is going to work, we have to make it work."</w:t>
+        <w:t>''I try to avoid that trap. I know I don't have all the answers, but I try to write what I know. Some people say I shine a harsh light on difficult problems. But I never shine a light on anything I haven't experienced or write about fears I don't see in myself first. I'm my own first target. I spill my own blood first.''</w:t>
         <w:br/>
         <w:br/>
         <w:t>Graphic</w:t>
@@ -131,9 +125,7 @@
         <w:br/>
         <w:t xml:space="preserve"> </w:t>
         <w:br/>
-        <w:t>Photo: A meeting of the governing committee at Public School 192 in Harlem, which runs the school with teachers and principals as virtual equals. "There isn't that much difference just yet," said Linda Friedman, in checkered shirt, a fifth-grade teacher who heads the committee.</w:t>
-        <w:br/>
-        <w:t>(Photograph by John Sotomayor/The New York Times)</w:t>
+        <w:t>Photo: Shelby Steele at his home in San Jose, Calif. (Terrence McCarthy for The New York Times)</w:t>
       </w:r>
     </w:p>
     <w:sectPr>

--- a/example_articles/immigration_status/Unspecified/3.immigration_status_Unspecified_New_York_Times.docx
+++ b/example_articles/immigration_status/Unspecified/3.immigration_status_Unspecified_New_York_Times.docx
@@ -7,7 +7,9 @@
         <w:pStyle w:val="Heading1"/>
       </w:pPr>
       <w:r>
-        <w:t>Stirring a Debate on Breaking Racism's Shackles</w:t>
+        <w:t>FILM;</w:t>
+        <w:br/>
+        <w:t>For His New Film, Hanif Kureishi Reaches for a 'Beautiful Laundrette'</w:t>
       </w:r>
     </w:p>
     <w:p>
@@ -17,17 +19,17 @@
     </w:p>
     <w:p>
       <w:r>
-        <w:t>Date: 1990-05-30</w:t>
+        <w:t>Date: 1992-08-02</w:t>
       </w:r>
     </w:p>
     <w:p>
       <w:r>
-        <w:t>Section: Section A; Page 18, Column 1; National Desk</w:t>
+        <w:t>Section: Section 2;; Section 2; Page 16; Column 3; Arts &amp; Leisure Desk; Column 3;; Biography</w:t>
       </w:r>
     </w:p>
     <w:p>
       <w:r>
-        <w:t>Source file: NYT/42.DOCX</w:t>
+        <w:t>Source file: NYT/52.DOCX</w:t>
       </w:r>
     </w:p>
     <w:p>
@@ -49,75 +51,49 @@
     </w:p>
     <w:p>
       <w:r>
-        <w:t>Among those who have read or heard his views on race, it is very hard to find anyone, black or white, with a neutral reaction to Shelby Steele.</w:t>
+        <w:t>In a large house in Notting Hill a stately white mansion that has obviously seen better days -- technicians bashed a hole in the living room, trying to attach a bike to the ceiling.</w:t>
         <w:br/>
-        <w:t>To many whites and conservative blacks, Mr. Steele has given eloquent voice to painful truths that are almost always left unspoken in the nation's circumscribed public discourse on race. To many black politicians and civil rights figures, he is a turncoat, a privileged black man whose visibility and success stem from his ability to say precisely what white America most wants to hear.</w:t>
+        <w:t>"I wrote this scene in a pub," said Hanif Kureishi gleefully, admiring the pandemonium from the comfort of a sofa. He was clearly enjoying the trouble he had caused. The prop was for a hallucination scene in "London Kills Me," Mr. Kureishi's third screenplay and his directorial debut. The film opens in New York on Friday.</w:t>
         <w:br/>
-        <w:t>No matter what the reaction, it is clear that Mr. Steele, whose criticism of affirmative action and much of what is usually thought to be the black agenda has gained increasing visibility over the past year, now finds himself at the heart of the nation's increasing anguish over race and the traditional approaches to dealing with the issue.</w:t>
+        <w:t>Half-English, half-Pakistani, Hanif Kureishi (pronounced Ha-NEEF Ku-REE-shee) is a playwright, screenwriter, novelist, essayist. He is also a provocateur who once described England as "an intolerant, racist, homophobic, narrow-minded, authoritarian rat hole."</w:t>
         <w:br/>
-        <w:t>''The interest is there for one reason that's obvious to everybody,'' said Mr. Steele, whose closely cropped hair, blue blazer, olive slacks, burgundy pin-striped shirt and black tie reflect the button-down cool of his essays. ''As we have come to experience more opportunity in American life, we have fallen further behind. It's one of the biggest sociological contradictions of late 20th century life. It's clear that whatever we're doing isn't working, and I think the audience is there because people on both sides of the racial divide understand what I'm saying.''</w:t>
+        <w:t>Glamour, of a street-smart variety, surrounds Mr. Kureishi. He likes to affect the outlaw image: the fashionable ponytail, the black leather jacket, the beer in a bottle, not a glass.  Some in the film world call him the Spike Lee of England. Asked about the comparison, Mr. Kureishi shrugged. "We don't really have that much in common, except that he's a black man in a white society, and I'm a brown man in a white society, and we're both young."</w:t>
         <w:br/>
-        <w:t>Bursting From Obscurity</w:t>
+        <w:t>In America, Mr. Kureishi, who is 37 years old, is probably best known for having written "My Beautiful Laundrette," a film that seemed to come out of nowhere, a splattered cinematic canvas of Asian immigrant London circa mid-Thatcher. "Laundrette" was a long shot that came in first. Along with "Chariots of Fire," it is perhaps the most emblematic of all the films that Britain produced in the 80's. "Laundrette" is the flip side of the stiff-upper-lip "Chariots," showing the story of a homosexual relationship between a young Pakistani and a white Cockney who open a swank laundromat in a London slum.</w:t>
         <w:br/>
-        <w:t>Over the past year, Mr. Steele has gone from being an obscure English professor at San Jose State University to an almost ubiquitous commentator on race. He shows up on television news programs like ''Nightline,'' has produced a public-television documentary on the Yusuf K. Hawkins killing in the Bensonhurt section of Brooklyn and has been published in Harper's, The American Scholar, The Washington Post, The New York Times Magazine and Commentary. A collection of his essays on race is to be published later this year.</w:t>
+        <w:t>"Laundrette" remains the standard for the dream product: a low-cost slice-of-life drama that found an audience all over the world. Made on a budget of $860,000, it grossed $5 million in the United States alone, which is big box office for an independent film. "Laundrette" also introduced two other talents to the American public: the director Stephen Frears, who went on to make "Dangerous Liaisons" and "The Grifters," and Daniel Day Lewis, who won the best-actor Academy Award for "My Left Foot."</w:t>
         <w:br/>
-        <w:t>Mr. Steele's arguments, which in some ways mirror those made for a decade by black conservatives, is more complicated than the point-counterpoint to which it is often reduced on television. It boils down to the assertion that while racism still exists, it is not what is holding back America's black people. Instead, Mr. Steele asserts, the specter of racism has become a crippling fixation of blacks, a way not just to excuse failures but to avoid dealing with real problems.</w:t>
+        <w:t>But neither of these big names is involved with "London Kills Me"; Mr. Kureishi was on his own. He gazed up at the ominous-looking hole. "What if the ceiling falls in?" he asked one of the technicians.</w:t>
         <w:br/>
-        <w:t>He says this sense of victimization has led blacks to rely on programs like affirmative action that both stem from and perpetuate their sense of being victims. And he says the insistence on black victimization and white guilt sets in motion a never-ending, and ultimately futile, interracial battle in which attaining a moral high ground counts for more than achieving results.</w:t>
+        <w:t>"I've got a dustpan and brush downstairs, Hanif."</w:t>
         <w:br/>
-        <w:t>''This leaves us with an identity that is at war with our best interests, that magnifies our oppression and diminishes our sense of possiblity,'' he wrote in the May issue of Harper's, Expressions of Bitterness Many blacks react angrily to Mr. Steele and his visibility in the mainstream news media. A review of his documentary on Bensonhurst in The Village Voice lambasted what it termed his ''enfeebled and handwringing apologias for the state of American racial discourse.'' Julian Bond, the civil rights figure and former Georgia State Senator, responded to one of Mr. Steele's essays in Harper's by saying it could have been written 30 years ago by Bull Connor or George Wallace.</w:t>
+        <w:t>Mr. Kureishi smiled at the joke. Orson Welles once called film making the greatest toy-train set in the world, and Mr. Kureishi was obviously relishing his new toy. Some years ago, when he was asked if he had any aspirations to direct, he replied, "No, it's too bloody difficult, too much organization. All of those people you have to be nice to. It's a strain." But here he was, on the second day of a scheduled 38-day shoot, being nice to people, organized, dealing with the strain.</w:t>
         <w:br/>
-        <w:t>Critics say he shows no grasp of the problems of the inner city poor and instead shines a harsh light on elements of the psyches of American blacks without offering solutions other than a vague call for self-help.</w:t>
+        <w:t>The cast of unknowns were mostly in their early 20's, and they treated the quiet Mr. Kureishi as a hip, friendly teacher, or maybe an older brother. He doesn't look like a film director; short and compactly built, he has long black hair and gentle, soft black eyes. His face is angelic, but he is slow to smile and slower to laugh, often affecting the kind of puzzled expression and crooked grin one sees in pouting children and hurt dogs.</w:t>
         <w:br/>
-        <w:t>''I just think the guy's off the wall, really,'' said Representative John Lewis, a black Democrat from Georgia who is a longtime civil rights leader. ''There are these people, Steele in particular, sitting in their ivory towers far removed from the problems of poor, downtrodden black Americans. He's one of those who feels very comfortable articulating the position that the victim is responsible for his own situation.''</w:t>
+        <w:t>Not everything Mr. Kureishi has written, ranging from stage plays and screenplays to essays, stories and a novel, has been a striking success, but the title of his new film is certainly ironic in light of his own career. London hasn't killed Mr. Kureishi at all -- it has practically fallen at his feet. After the critical and commercial success of "Laundrette" (which earned him an Oscar nomination for best original screenplay), he was given an artistic blank check for his next film, "Sammy and Rosie Get Laid" (1987), which explored conservatism's collision with sexual liberation.</w:t>
         <w:br/>
-        <w:t xml:space="preserve"> </w:t>
+        <w:t>Although the movie was a commercial and critical failure, it further established Mr. Kureishi as a writer of vision. He has consistently challenged the Merchant Ivory-Masterpiece Theater view of England as a country of white people with good accents eating strawberries, playing cricket and going fox hunting. Mr. Kureishi's England is a land of immigrants, gays, punks, drug dealers and race riots. His novel, "The Buddha of Suburbia," depicts an England unsure of how to assimilate its immigrants -- and immigrants unsure whether they want to be assimilated. The book has been translated into 23 languages.</w:t>
         <w:br/>
-        <w:t>'A Superb Scholar'</w:t>
+        <w:t>"London Kills Me," unlike Mr. Kureishi's other screenplays, doesn't feature race as an issue; the film is about a young white street urchin called Clint Eastwood who meets up with a gang of white drug dealers and moves into a squat, or house, with them in Notting Hill. Clint wants to go straight but needs a pair of shoes to get a job. "About two years ago, I met this guy in Notting Hill who didn't have a pair of shoes," Mr. Kureishi explained. "He'd stolen a pair from someone in his squat, but they'd found out, so he had to give them back. It seemed sort of funny and pathetic to me -- that all he needed was a pair of shoes."</w:t>
         <w:br/>
-        <w:t>But not all Mr. Steele's approval comes from whites. Although it is hard to find evidence of conservative political strength among blacks, Mr. Steele is only one of a number of black writers and thinkers who in different ways break sharply with the view of race found in the traditional civil rights movement. These include the economists Glenn Loury of Harvard University, Thomas Sowell of the Hoover Institution and Walter Williams of George Mason University; the writer Stanley Crouch, and other academics like Julius Lester of the University of Massachusetts and Anne Wortham of Washington and Lee University.</w:t>
+        <w:t>But the film is not about footware. "Drugs are high-risk capitalism," the director said, speaking the kind of lines he is apt to give his characters. "Ecstasy was the ultimate Thatcherite drug, because you could get blissed out on the weekend and still go to work Monday morning. Not like LSD. The kids around Portobello Road are into the 60's scene without the politics, just the culture. It's all about hedonism. The squatting scene is massive. So it was those two themes -- of young homelessness and drugs -- that came together in the film."</w:t>
         <w:br/>
-        <w:t>''I think he's a superb scholar, he's thoughtful, he writes well, he's honest, he's a breath of fresh air,'' said Robert Woodson, the director of the National Center for Neighborhood Enterprise in Washington who is black. ''Some of us have been saying the same things for years, and we're just pleased that someone who challenges the traditional wisdom can get a hearing.''</w:t>
+        <w:t>The house the producers found is a former meditation center about to undergo complete renovation. "London Kills Me" turned it into a cinematic squat, with unintelligible graffiti spray-painted on the walls, mirrors smashed, the carpets trashed. Budgeted at $3 million, the production is clearly on the low end of the scale.</w:t>
         <w:br/>
-        <w:t>Mr. Steele, who is 44 years old, grew up in the working-class Chicago suburb of Phoenix. His father, a truck driver, and his mother, a social worker, were devoted to the civil rights movement. He attended Coe College in Iowa, where his heroes included Malcolm X. He headed the black student organization at the height of the black power movement.</w:t>
+        <w:t>"People will probably say the film is arrogant," Mr. Kureishi said. What do critics say about him? "His eagerness to shock is almost endearing," wrote James Wolcott in Vanity Fair. "Kureishi is a bourgeois-basher afraid of being branded bourgeois."</w:t>
         <w:br/>
-        <w:t>But after teaching Afro-American literature at an experimental program for poor blacks in East St. Louis, Ill., he pursued a conventional academic career, eventually getting a Ph.D. in English from the University of Utah and going on to teach at San Jose State.</w:t>
+        <w:t>Mr. Kureishi, whose novel won the Whitbread Prize for the best British fiction debut of 1990, has been praised by his friend Salman Rushdie, but, like Mr. Rushdie, he is not the most admired writer in the British Asian community. The loudest critics of "My Beautiful Laundrette" were Asians. In New York, members of the Pakistani Action Committee, angry about the film's depiction of their fellow nationals, picketed its release, waving placards with such slogans as " 'My Beautiful Laundrette' is the creation of a sick and perverted mind."</w:t>
         <w:br/>
-        <w:t xml:space="preserve"> </w:t>
+        <w:t>Although Muslim characters are written about sympathetically in his novel, Mr. Kureishi said that he was brought up as an atheist. Born in 1954 to a working-class English mother and a middle-class Pakistani journalist, he grew up in the south London middle-class suburb of Bromley. "I was brought up really as an English child," he said. "My father was very Westernized -- he wasn't a practicing Muslim, for example, didn't believe in arranged marriages or practices that would have conflicted with what was around us. I wasn't influenced by Asian culture at all."</w:t>
         <w:br/>
-        <w:t>Dislikes Affirmative Action</w:t>
+        <w:t>There were few Asians in the Bromley area then. "It was a very worrying time," said Mr. Kureishi's father, Rafiushan, in an interview during the shooting of "London Kills Me." (Rafiushan Kureishi died last January.) "The English nature is to not say anything openly, but to keep it under. But people became outspoken about race -- they gave you a hassle when you went out." The senior Kureishi, perhaps his son's greatest champion, remembered the young Hanif as being "very difficult and extremely rude at times. He could be very arrogant."</w:t>
         <w:br/>
-        <w:t>As Mr. Steele tells it, he began writing on race after he was annoyed by a 1986 radio broadcast on the holiday for the Rev. Dr. Martin Luther King Jr. in which a black leader was espousing what Mr. Steele considered the cliches of the civil rights movement.</w:t>
+        <w:t>Having come of age in the late 60's, the director has put that era's anti-authoritarian sensibility into much of his work. The land squatters in "Sammy and Rosie" could be living in a 60's commune. Characters speak as if they're in a psychedelic Roger Corman film ("This stuff will chill you, man. Just tip it on your tongue . . . .") And the drug dealers in "London Kills Me" could have been Ken Kesey's Merry Pranksters hot off the bus.</w:t>
         <w:br/>
-        <w:t>Mr. Steele says he had not read any of the black conservatives when he began writing on race, and he clearly has both similarities and differences with them. He does not hew to a doctrinaire hostility to government programs. He says many of the programs, particularly those that derive from racial preferences, do not work. He says affirmative action, for example, diminishes the achievements of blacks, whose gains are tainted by the appearance of favoritism, and creates resentment among whites.</w:t>
+        <w:t>Of his new film, Mr. Kureishi said, "There'll be a lot of people who'll be expecting something which is much bigger and more complicated, I suppose, more ambitious."</w:t>
         <w:br/>
-        <w:t>Mr. Steele's writing ventures onto perhaps its most emotionally charged turf when he deals with what he sees as a widespread sense of inadequacy among blacks when they enter the economic and social mainstream. He says that feeling plays out in a number of ways:self-enforced separatism by black students on white campuses; an avoidance of many forms of intellectual and academic competition by blacks who fear it is more dangerous to try and fail than not to try at all.</w:t>
-        <w:br/>
-        <w:t>He said this is a bitter legacy of 350 years of oppression that whites as well as blacks have a responsibility to change. But he said it did blacks no good to ignore their real fears and blame racism for all their failings.</w:t>
-        <w:br/>
-        <w:t>''Blacks have tremendous possibilities if they know what they're up against'' he said. ''But if you think you're just up against white racism and you're just a total victim of it, then you can't do anything except be mad.'' Too Far Removed?  To his critics, Mr. Steele's message is at best hopelessly oversimplified and at worst deeply harmful. They say it gives whites more reasons not to finance social programs at a time of already scarce resources. Many say Mr. Steele, as a college professor whose wife, Rita, a psychologist, is white, is simply too far removed from the problems faced by most blacks.</w:t>
-        <w:br/>
-        <w:t>Adolph Reed, a black political science professor at Yale University, said Mr. Steele's criticism of affirmative action, for example, made much less sense when applied to programs for working-class blacks.</w:t>
-        <w:br/>
-        <w:t>Eddie N. Williams, president of the Joint Center for Political and Economic Studies, a black research organization, said Mr. Steele's apparent indifference to most government programs seemed to deny blacks the government assistance every other group in America has been able to use. He added that the problems of the black poor reflected not the failure of government intervention, but an insufficient moral or financial commitment to make the programs work.</w:t>
-        <w:br/>
-        <w:t>Between the two poles are some blacks who say Mr. Steele has some valid viewpoints that are diminished by a racial naivete.</w:t>
-        <w:br/>
-        <w:t xml:space="preserve"> </w:t>
-        <w:br/>
-        <w:t>Points of Agreement</w:t>
-        <w:br/>
-        <w:t>''He's big on personal responsibility; he's right,'' said Cornel West, a religion professor and head of the Afro-American studies program at Princeton University. ''He's big on struggling with the badge of inferiority; he's right. He's big on the impact of the quest for white validation and recognition and the difficulty of achieving that by means of affirmative action; he's right. But he trivializes these very valuable insights when he overlooks the degree to which so much of the responsibility also falls on the side on the white, skewed, limited and usually racist perceptions that dictate the quest for black acceptance.''</w:t>
-        <w:br/>
-        <w:t>Still, some critics as well as friends agree that Mr. Steele may contribute something positive if he helps foster a more honest debate on racial issues.</w:t>
-        <w:br/>
-        <w:t>''There's a shrouded quality to our public discourse on racial subjects,'' said Mr. Loury. ''A lot of stuff doesn't get said that people are really thinking. Whites don't want to get called racists. Blacks don't want to be called disloyal. As a result, a genuine critical discourse where a lot of different ideas get put on the table and bandied about never really happens.''</w:t>
-        <w:br/>
-        <w:t>Mr. Steele says he is aware of both the pain his writing evokes and the questions it leaves unanswered.</w:t>
-        <w:br/>
-        <w:t>''James Baldwin used to talk about that a great deal, that one of the real pitfalls of black writers is that they feel they have to speak for all of black America and have all the answers to enormous problems,'' he said.</w:t>
-        <w:br/>
-        <w:t>''I try to avoid that trap. I know I don't have all the answers, but I try to write what I know. Some people say I shine a harsh light on difficult problems. But I never shine a light on anything I haven't experienced or write about fears I don't see in myself first. I'm my own first target. I spill my own blood first.''</w:t>
+        <w:t>Faltering ambition has never been a problem with Mr. Kureishi. These days, however, following his father's death and a bout with back problems, he has decided to travel and take it easy for a while. Although he has no new projects planned, he has written a four-hour television adaptation of "The Buddha of Suburbia," which the BBC plans to film in September. This time, though, he is content to let someone else direct.</w:t>
         <w:br/>
         <w:br/>
         <w:t>Graphic</w:t>
@@ -125,7 +101,7 @@
         <w:br/>
         <w:t xml:space="preserve"> </w:t>
         <w:br/>
-        <w:t>Photo: Shelby Steele at his home in San Jose, Calif. (Terrence McCarthy for The New York Times)</w:t>
+        <w:t>Photos: Emer McCourt, left, and Steven Mackintosh in "London Kills Me"--The themes of drugs and homeless young people come together. Hanif Kureishi during the filming of "London Kills Me." (Photographs by New Line Cinema)</w:t>
       </w:r>
     </w:p>
     <w:sectPr>
